--- a/Sprint backlog 3.docx
+++ b/Sprint backlog 3.docx
@@ -20,6 +20,7 @@
         <w:tc>
           <w:tcPr>
             <w:tcW w:w="3020" w:type="dxa"/>
+            <w:shd w:val="clear" w:color="auto" w:fill="E7E6E6" w:themeFill="background2"/>
           </w:tcPr>
           <w:p>
             <w:pPr>
@@ -30,6 +31,7 @@
                 <w:bCs/>
               </w:rPr>
             </w:pPr>
+            <w:bookmarkStart w:id="0" w:name="_Hlk228813669"/>
             <w:r>
               <w:rPr>
                 <w:rFonts w:asciiTheme="majorBidi" w:hAnsiTheme="majorBidi" w:cstheme="majorBidi"/>
@@ -43,6 +45,7 @@
         <w:tc>
           <w:tcPr>
             <w:tcW w:w="3021" w:type="dxa"/>
+            <w:shd w:val="clear" w:color="auto" w:fill="E7E6E6" w:themeFill="background2"/>
           </w:tcPr>
           <w:p>
             <w:pPr>
@@ -66,6 +69,7 @@
         <w:tc>
           <w:tcPr>
             <w:tcW w:w="3021" w:type="dxa"/>
+            <w:shd w:val="clear" w:color="auto" w:fill="E7E6E6" w:themeFill="background2"/>
           </w:tcPr>
           <w:p>
             <w:pPr>
@@ -82,7 +86,23 @@
                 <w:b/>
                 <w:bCs/>
               </w:rPr>
-              <w:t>Taches</w:t>
+              <w:t>T</w:t>
+            </w:r>
+            <w:r>
+              <w:rPr>
+                <w:rFonts w:asciiTheme="majorBidi" w:hAnsiTheme="majorBidi" w:cstheme="majorBidi"/>
+                <w:b/>
+                <w:bCs/>
+              </w:rPr>
+              <w:t>â</w:t>
+            </w:r>
+            <w:r>
+              <w:rPr>
+                <w:rFonts w:asciiTheme="majorBidi" w:hAnsiTheme="majorBidi" w:cstheme="majorBidi"/>
+                <w:b/>
+                <w:bCs/>
+              </w:rPr>
+              <w:t>ches</w:t>
             </w:r>
           </w:p>
         </w:tc>
@@ -108,31 +128,7 @@
               <w:rPr>
                 <w:rFonts w:asciiTheme="majorBidi" w:hAnsiTheme="majorBidi" w:cstheme="majorBidi"/>
               </w:rPr>
-              <w:t>Configur</w:t>
-            </w:r>
-            <w:r>
-              <w:rPr>
-                <w:rFonts w:asciiTheme="majorBidi" w:hAnsiTheme="majorBidi" w:cstheme="majorBidi"/>
-              </w:rPr>
-              <w:t>ation</w:t>
-            </w:r>
-            <w:r>
-              <w:rPr>
-                <w:rFonts w:asciiTheme="majorBidi" w:hAnsiTheme="majorBidi" w:cstheme="majorBidi"/>
-              </w:rPr>
-              <w:t xml:space="preserve"> </w:t>
-            </w:r>
-            <w:r>
-              <w:rPr>
-                <w:rFonts w:asciiTheme="majorBidi" w:hAnsiTheme="majorBidi" w:cstheme="majorBidi"/>
-              </w:rPr>
-              <w:t>d</w:t>
-            </w:r>
-            <w:r>
-              <w:rPr>
-                <w:rFonts w:asciiTheme="majorBidi" w:hAnsiTheme="majorBidi" w:cstheme="majorBidi"/>
-              </w:rPr>
-              <w:t>es pots connectés</w:t>
+              <w:t>Configuration des pots connectés</w:t>
             </w:r>
           </w:p>
         </w:tc>
@@ -364,31 +360,7 @@
               <w:rPr>
                 <w:rFonts w:asciiTheme="majorBidi" w:hAnsiTheme="majorBidi" w:cstheme="majorBidi"/>
               </w:rPr>
-              <w:t>Consult</w:t>
-            </w:r>
-            <w:r>
-              <w:rPr>
-                <w:rFonts w:asciiTheme="majorBidi" w:hAnsiTheme="majorBidi" w:cstheme="majorBidi"/>
-              </w:rPr>
-              <w:t>ation</w:t>
-            </w:r>
-            <w:r>
-              <w:rPr>
-                <w:rFonts w:asciiTheme="majorBidi" w:hAnsiTheme="majorBidi" w:cstheme="majorBidi"/>
-              </w:rPr>
-              <w:t xml:space="preserve"> </w:t>
-            </w:r>
-            <w:r>
-              <w:rPr>
-                <w:rFonts w:asciiTheme="majorBidi" w:hAnsiTheme="majorBidi" w:cstheme="majorBidi"/>
-              </w:rPr>
-              <w:t>d</w:t>
-            </w:r>
-            <w:r>
-              <w:rPr>
-                <w:rFonts w:asciiTheme="majorBidi" w:hAnsiTheme="majorBidi" w:cstheme="majorBidi"/>
-              </w:rPr>
-              <w:t>es paramètres de la plante</w:t>
+              <w:t>Consultation des paramètres de la plante</w:t>
             </w:r>
           </w:p>
         </w:tc>
@@ -626,25 +598,7 @@
               <w:rPr>
                 <w:rFonts w:asciiTheme="majorBidi" w:hAnsiTheme="majorBidi" w:cstheme="majorBidi"/>
               </w:rPr>
-              <w:t>Réception des</w:t>
-            </w:r>
-            <w:r>
-              <w:rPr>
-                <w:rFonts w:asciiTheme="majorBidi" w:hAnsiTheme="majorBidi" w:cstheme="majorBidi"/>
-              </w:rPr>
-              <w:t xml:space="preserve"> alertes et</w:t>
-            </w:r>
-            <w:r>
-              <w:rPr>
-                <w:rFonts w:asciiTheme="majorBidi" w:hAnsiTheme="majorBidi" w:cstheme="majorBidi"/>
-              </w:rPr>
-              <w:t xml:space="preserve"> des</w:t>
-            </w:r>
-            <w:r>
-              <w:rPr>
-                <w:rFonts w:asciiTheme="majorBidi" w:hAnsiTheme="majorBidi" w:cstheme="majorBidi"/>
-              </w:rPr>
-              <w:t xml:space="preserve"> recommandations </w:t>
+              <w:t xml:space="preserve">Réception des alertes et des recommandations </w:t>
             </w:r>
           </w:p>
         </w:tc>
@@ -940,19 +894,7 @@
                 <w:rFonts w:asciiTheme="majorBidi" w:hAnsiTheme="majorBidi" w:cstheme="majorBidi"/>
               </w:rPr>
               <w:lastRenderedPageBreak/>
-              <w:t>Déclenche</w:t>
-            </w:r>
-            <w:r>
-              <w:rPr>
-                <w:rFonts w:asciiTheme="majorBidi" w:hAnsiTheme="majorBidi" w:cstheme="majorBidi"/>
-              </w:rPr>
-              <w:t xml:space="preserve">ment de </w:t>
-            </w:r>
-            <w:r>
-              <w:rPr>
-                <w:rFonts w:asciiTheme="majorBidi" w:hAnsiTheme="majorBidi" w:cstheme="majorBidi"/>
-              </w:rPr>
-              <w:t>l’irrigation</w:t>
+              <w:t>Déclenchement de l’irrigation</w:t>
             </w:r>
           </w:p>
         </w:tc>
@@ -1126,31 +1068,7 @@
               <w:rPr>
                 <w:rFonts w:asciiTheme="majorBidi" w:hAnsiTheme="majorBidi" w:cstheme="majorBidi"/>
               </w:rPr>
-              <w:t>Consul</w:t>
-            </w:r>
-            <w:r>
-              <w:rPr>
-                <w:rFonts w:asciiTheme="majorBidi" w:hAnsiTheme="majorBidi" w:cstheme="majorBidi"/>
-              </w:rPr>
-              <w:t>tation</w:t>
-            </w:r>
-            <w:r>
-              <w:rPr>
-                <w:rFonts w:asciiTheme="majorBidi" w:hAnsiTheme="majorBidi" w:cstheme="majorBidi"/>
-              </w:rPr>
-              <w:t xml:space="preserve"> </w:t>
-            </w:r>
-            <w:r>
-              <w:rPr>
-                <w:rFonts w:asciiTheme="majorBidi" w:hAnsiTheme="majorBidi" w:cstheme="majorBidi"/>
-              </w:rPr>
-              <w:t>d</w:t>
-            </w:r>
-            <w:r>
-              <w:rPr>
-                <w:rFonts w:asciiTheme="majorBidi" w:hAnsiTheme="majorBidi" w:cstheme="majorBidi"/>
-              </w:rPr>
-              <w:t xml:space="preserve">es tableaux de bord historiques  </w:t>
+              <w:t xml:space="preserve">Consultation des tableaux de bord historiques  </w:t>
             </w:r>
           </w:p>
         </w:tc>
@@ -1246,31 +1164,7 @@
               <w:rPr>
                 <w:rFonts w:asciiTheme="majorBidi" w:hAnsiTheme="majorBidi" w:cstheme="majorBidi"/>
               </w:rPr>
-              <w:t>Consult</w:t>
-            </w:r>
-            <w:r>
-              <w:rPr>
-                <w:rFonts w:asciiTheme="majorBidi" w:hAnsiTheme="majorBidi" w:cstheme="majorBidi"/>
-              </w:rPr>
-              <w:t>ation</w:t>
-            </w:r>
-            <w:r>
-              <w:rPr>
-                <w:rFonts w:asciiTheme="majorBidi" w:hAnsiTheme="majorBidi" w:cstheme="majorBidi"/>
-              </w:rPr>
-              <w:t xml:space="preserve"> </w:t>
-            </w:r>
-            <w:r>
-              <w:rPr>
-                <w:rFonts w:asciiTheme="majorBidi" w:hAnsiTheme="majorBidi" w:cstheme="majorBidi"/>
-              </w:rPr>
-              <w:t>d</w:t>
-            </w:r>
-            <w:r>
-              <w:rPr>
-                <w:rFonts w:asciiTheme="majorBidi" w:hAnsiTheme="majorBidi" w:cstheme="majorBidi"/>
-              </w:rPr>
-              <w:t>es besoins d’une plante</w:t>
+              <w:t>Consultation des besoins d’une plante</w:t>
             </w:r>
           </w:p>
         </w:tc>
@@ -1420,31 +1314,7 @@
               <w:rPr>
                 <w:rFonts w:asciiTheme="majorBidi" w:hAnsiTheme="majorBidi" w:cstheme="majorBidi"/>
               </w:rPr>
-              <w:t>G</w:t>
-            </w:r>
-            <w:r>
-              <w:rPr>
-                <w:rFonts w:asciiTheme="majorBidi" w:hAnsiTheme="majorBidi" w:cstheme="majorBidi"/>
-              </w:rPr>
-              <w:t>estion</w:t>
-            </w:r>
-            <w:r>
-              <w:rPr>
-                <w:rFonts w:asciiTheme="majorBidi" w:hAnsiTheme="majorBidi" w:cstheme="majorBidi"/>
-              </w:rPr>
-              <w:t xml:space="preserve"> </w:t>
-            </w:r>
-            <w:r>
-              <w:rPr>
-                <w:rFonts w:asciiTheme="majorBidi" w:hAnsiTheme="majorBidi" w:cstheme="majorBidi"/>
-              </w:rPr>
-              <w:t>d</w:t>
-            </w:r>
-            <w:r>
-              <w:rPr>
-                <w:rFonts w:asciiTheme="majorBidi" w:hAnsiTheme="majorBidi" w:cstheme="majorBidi"/>
-              </w:rPr>
-              <w:t>es pots connectés coté admin</w:t>
+              <w:t>Gestion des pots connectés coté admin</w:t>
             </w:r>
           </w:p>
         </w:tc>
@@ -1586,6 +1456,7 @@
           </w:p>
         </w:tc>
       </w:tr>
+      <w:bookmarkEnd w:id="0"/>
     </w:tbl>
     <w:p/>
     <w:sectPr>
